--- a/MelSpectrogram.docx
+++ b/MelSpectrogram.docx
@@ -15,7 +15,6 @@
           <w:lang w:val="en-GB"/>
         </w:rPr>
       </w:pPr>
-      <w:proofErr w:type="spellStart"/>
       <w:r>
         <w:rPr>
           <w:rFonts w:ascii="Times New Roman" w:hAnsi="Times New Roman" w:cs="Times New Roman"/>
@@ -28,7 +27,6 @@
         </w:rPr>
         <w:t>MelSpectrogram</w:t>
       </w:r>
-      <w:proofErr w:type="spellEnd"/>
     </w:p>
     <w:p>
       <w:pPr>
@@ -52,27 +50,7 @@
           <w:szCs w:val="24"/>
           <w:lang w:val="en-GB"/>
         </w:rPr>
-        <w:t xml:space="preserve">A </w:t>
-      </w:r>
-      <w:proofErr w:type="spellStart"/>
-      <w:r>
-        <w:rPr>
-          <w:rFonts w:ascii="Times New Roman" w:hAnsi="Times New Roman" w:cs="Times New Roman"/>
-          <w:sz w:val="24"/>
-          <w:szCs w:val="24"/>
-          <w:lang w:val="en-GB"/>
-        </w:rPr>
-        <w:t>mel</w:t>
-      </w:r>
-      <w:proofErr w:type="spellEnd"/>
-      <w:r>
-        <w:rPr>
-          <w:rFonts w:ascii="Times New Roman" w:hAnsi="Times New Roman" w:cs="Times New Roman"/>
-          <w:sz w:val="24"/>
-          <w:szCs w:val="24"/>
-          <w:lang w:val="en-GB"/>
-        </w:rPr>
-        <w:t>-spectrogram is a visual representation of an audio signal that shows how the energy or power of the signal is distributed across different frequencies over time, but with a twist: the frequency scale is transformed to match how humans perceive sound.</w:t>
+        <w:t>A mel-spectrogram is a visual representation of an audio signal that shows how the energy or power of the signal is distributed across different frequencies over time, but with a twist: the frequency scale is transformed to match how humans perceive sound.</w:t>
       </w:r>
     </w:p>
     <w:p>
@@ -115,57 +93,15 @@
           <w:lang w:val="en-GB"/>
         </w:rPr>
       </w:pPr>
-      <w:proofErr w:type="spellStart"/>
-      <w:r>
-        <w:rPr>
-          <w:rFonts w:ascii="Times New Roman" w:hAnsi="Times New Roman" w:cs="Times New Roman"/>
-          <w:sz w:val="24"/>
-          <w:szCs w:val="24"/>
-          <w:lang w:val="en-GB"/>
-        </w:rPr>
-        <w:t>Y_axis</w:t>
-      </w:r>
-      <w:proofErr w:type="spellEnd"/>
-      <w:r>
-        <w:rPr>
-          <w:rFonts w:ascii="Times New Roman" w:hAnsi="Times New Roman" w:cs="Times New Roman"/>
-          <w:sz w:val="24"/>
-          <w:szCs w:val="24"/>
-          <w:lang w:val="en-GB"/>
-        </w:rPr>
-        <w:t xml:space="preserve"> -&gt; frequency, but scaled to match human hearing (</w:t>
-      </w:r>
-      <w:proofErr w:type="spellStart"/>
-      <w:r>
-        <w:rPr>
-          <w:rFonts w:ascii="Times New Roman" w:hAnsi="Times New Roman" w:cs="Times New Roman"/>
-          <w:sz w:val="24"/>
-          <w:szCs w:val="24"/>
-          <w:lang w:val="en-GB"/>
-        </w:rPr>
-        <w:t>mel</w:t>
-      </w:r>
-      <w:proofErr w:type="spellEnd"/>
-      <w:r>
-        <w:rPr>
-          <w:rFonts w:ascii="Times New Roman" w:hAnsi="Times New Roman" w:cs="Times New Roman"/>
-          <w:sz w:val="24"/>
-          <w:szCs w:val="24"/>
-          <w:lang w:val="en-GB"/>
-        </w:rPr>
-        <w:t xml:space="preserve"> scale = human </w:t>
-      </w:r>
-      <w:proofErr w:type="gramStart"/>
-      <w:r>
-        <w:rPr>
-          <w:rFonts w:ascii="Times New Roman" w:hAnsi="Times New Roman" w:cs="Times New Roman"/>
-          <w:sz w:val="24"/>
-          <w:szCs w:val="24"/>
-          <w:lang w:val="en-GB"/>
-        </w:rPr>
-        <w:t>hearing )</w:t>
-      </w:r>
-      <w:proofErr w:type="gramEnd"/>
+      <w:r>
+        <w:rPr>
+          <w:rFonts w:ascii="Times New Roman" w:hAnsi="Times New Roman" w:cs="Times New Roman"/>
+          <w:sz w:val="24"/>
+          <w:szCs w:val="24"/>
+          <w:lang w:val="en-GB"/>
+        </w:rPr>
+        <w:t>Y_axis -&gt; frequency, but scaled to match human hearing (mel scale = human hearing )</w:t>
+      </w:r>
     </w:p>
     <w:p>
       <w:pPr>
@@ -182,25 +118,14 @@
           <w:lang w:val="en-GB"/>
         </w:rPr>
       </w:pPr>
-      <w:proofErr w:type="spellStart"/>
-      <w:r>
-        <w:rPr>
-          <w:rFonts w:ascii="Times New Roman" w:hAnsi="Times New Roman" w:cs="Times New Roman"/>
-          <w:sz w:val="24"/>
-          <w:szCs w:val="24"/>
-          <w:lang w:val="en-GB"/>
-        </w:rPr>
-        <w:t>Color</w:t>
-      </w:r>
-      <w:proofErr w:type="spellEnd"/>
-      <w:r>
-        <w:rPr>
-          <w:rFonts w:ascii="Times New Roman" w:hAnsi="Times New Roman" w:cs="Times New Roman"/>
-          <w:sz w:val="24"/>
-          <w:szCs w:val="24"/>
-          <w:lang w:val="en-GB"/>
-        </w:rPr>
-        <w:t xml:space="preserve"> -&gt; represents the strength or amplitude of the signal at each time and frequency point.</w:t>
+      <w:r>
+        <w:rPr>
+          <w:rFonts w:ascii="Times New Roman" w:hAnsi="Times New Roman" w:cs="Times New Roman"/>
+          <w:sz w:val="24"/>
+          <w:szCs w:val="24"/>
+          <w:lang w:val="en-GB"/>
+        </w:rPr>
+        <w:t>Color -&gt; represents the strength or amplitude of the signal at each time and frequency point.</w:t>
       </w:r>
     </w:p>
     <w:p>
@@ -280,39 +205,8 @@
           <w:szCs w:val="24"/>
           <w:lang w:val="en-GB"/>
         </w:rPr>
-        <w:t xml:space="preserve">Steps to build </w:t>
-      </w:r>
-      <w:proofErr w:type="spellStart"/>
-      <w:r>
-        <w:rPr>
-          <w:rFonts w:ascii="Times New Roman" w:hAnsi="Times New Roman" w:cs="Times New Roman"/>
-          <w:sz w:val="24"/>
-          <w:szCs w:val="24"/>
-          <w:lang w:val="en-GB"/>
-        </w:rPr>
-        <w:t>mel</w:t>
-      </w:r>
-      <w:proofErr w:type="spellEnd"/>
-      <w:r>
-        <w:rPr>
-          <w:rFonts w:ascii="Times New Roman" w:hAnsi="Times New Roman" w:cs="Times New Roman"/>
-          <w:sz w:val="24"/>
-          <w:szCs w:val="24"/>
-          <w:lang w:val="en-GB"/>
-        </w:rPr>
-        <w:t>-</w:t>
-      </w:r>
-      <w:proofErr w:type="gramStart"/>
-      <w:r>
-        <w:rPr>
-          <w:rFonts w:ascii="Times New Roman" w:hAnsi="Times New Roman" w:cs="Times New Roman"/>
-          <w:sz w:val="24"/>
-          <w:szCs w:val="24"/>
-          <w:lang w:val="en-GB"/>
-        </w:rPr>
-        <w:t>spectrogram</w:t>
-      </w:r>
-      <w:proofErr w:type="gramEnd"/>
+        <w:t>Steps to build mel-spectrogram</w:t>
+      </w:r>
     </w:p>
     <w:p>
       <w:pPr>
@@ -345,27 +239,7 @@
           <w:szCs w:val="24"/>
           <w:lang w:val="en-GB"/>
         </w:rPr>
-        <w:t xml:space="preserve"> </w:t>
-      </w:r>
-      <w:proofErr w:type="gramStart"/>
-      <w:r>
-        <w:rPr>
-          <w:rFonts w:ascii="Times New Roman" w:hAnsi="Times New Roman" w:cs="Times New Roman"/>
-          <w:sz w:val="24"/>
-          <w:szCs w:val="24"/>
-          <w:lang w:val="en-GB"/>
-        </w:rPr>
-        <w:t>( taking</w:t>
-      </w:r>
-      <w:proofErr w:type="gramEnd"/>
-      <w:r>
-        <w:rPr>
-          <w:rFonts w:ascii="Times New Roman" w:hAnsi="Times New Roman" w:cs="Times New Roman"/>
-          <w:sz w:val="24"/>
-          <w:szCs w:val="24"/>
-          <w:lang w:val="en-GB"/>
-        </w:rPr>
-        <w:t xml:space="preserve"> the audio signal )</w:t>
+        <w:t xml:space="preserve"> ( taking the audio signal )</w:t>
       </w:r>
     </w:p>
     <w:p>
@@ -390,85 +264,25 @@
           <w:szCs w:val="24"/>
           <w:lang w:val="en-GB"/>
         </w:rPr>
-        <w:t xml:space="preserve">We mapped the audio signal from the time domain to the frequency domain using the fast </w:t>
-      </w:r>
-      <w:proofErr w:type="spellStart"/>
-      <w:r>
-        <w:rPr>
-          <w:rFonts w:ascii="Times New Roman" w:hAnsi="Times New Roman" w:cs="Times New Roman"/>
-          <w:sz w:val="24"/>
-          <w:szCs w:val="24"/>
-          <w:lang w:val="en-GB"/>
-        </w:rPr>
-        <w:t>fourier</w:t>
-      </w:r>
-      <w:proofErr w:type="spellEnd"/>
-      <w:r>
-        <w:rPr>
-          <w:rFonts w:ascii="Times New Roman" w:hAnsi="Times New Roman" w:cs="Times New Roman"/>
-          <w:sz w:val="24"/>
-          <w:szCs w:val="24"/>
-          <w:lang w:val="en-GB"/>
-        </w:rPr>
-        <w:t xml:space="preserve"> transform</w:t>
-      </w:r>
-      <w:r>
-        <w:rPr>
-          <w:rFonts w:ascii="Times New Roman" w:hAnsi="Times New Roman" w:cs="Times New Roman"/>
-          <w:sz w:val="24"/>
-          <w:szCs w:val="24"/>
-          <w:lang w:val="en-GB"/>
-        </w:rPr>
-        <w:t xml:space="preserve"> </w:t>
-      </w:r>
-      <w:proofErr w:type="gramStart"/>
-      <w:r>
-        <w:rPr>
-          <w:rFonts w:ascii="Times New Roman" w:hAnsi="Times New Roman" w:cs="Times New Roman"/>
-          <w:sz w:val="24"/>
-          <w:szCs w:val="24"/>
-          <w:lang w:val="en-GB"/>
-        </w:rPr>
-        <w:t>( it</w:t>
-      </w:r>
-      <w:proofErr w:type="gramEnd"/>
-      <w:r>
-        <w:rPr>
-          <w:rFonts w:ascii="Times New Roman" w:hAnsi="Times New Roman" w:cs="Times New Roman"/>
-          <w:sz w:val="24"/>
-          <w:szCs w:val="24"/>
-          <w:lang w:val="en-GB"/>
-        </w:rPr>
-        <w:t xml:space="preserve"> is a method to transform the audio signal from time domain to frequency domain)</w:t>
-      </w:r>
-      <w:r>
-        <w:rPr>
-          <w:rFonts w:ascii="Times New Roman" w:hAnsi="Times New Roman" w:cs="Times New Roman"/>
-          <w:sz w:val="24"/>
-          <w:szCs w:val="24"/>
-          <w:lang w:val="en-GB"/>
-        </w:rPr>
-        <w:t xml:space="preserve"> and we performed this on overlapping </w:t>
-      </w:r>
-      <w:proofErr w:type="spellStart"/>
-      <w:r>
-        <w:rPr>
-          <w:rFonts w:ascii="Times New Roman" w:hAnsi="Times New Roman" w:cs="Times New Roman"/>
-          <w:sz w:val="24"/>
-          <w:szCs w:val="24"/>
-          <w:lang w:val="en-GB"/>
-        </w:rPr>
-        <w:t>windowsed</w:t>
-      </w:r>
-      <w:proofErr w:type="spellEnd"/>
-      <w:r>
-        <w:rPr>
-          <w:rFonts w:ascii="Times New Roman" w:hAnsi="Times New Roman" w:cs="Times New Roman"/>
-          <w:sz w:val="24"/>
-          <w:szCs w:val="24"/>
-          <w:lang w:val="en-GB"/>
-        </w:rPr>
-        <w:t xml:space="preserve"> segments of the audio signal.</w:t>
+        <w:t>We mapped the audio signal from the time domain to the frequency domain using the fast fourier transform</w:t>
+      </w:r>
+      <w:r>
+        <w:rPr>
+          <w:rFonts w:ascii="Times New Roman" w:hAnsi="Times New Roman" w:cs="Times New Roman"/>
+          <w:sz w:val="24"/>
+          <w:szCs w:val="24"/>
+          <w:lang w:val="en-GB"/>
+        </w:rPr>
+        <w:t xml:space="preserve"> ( it is a method to transform the audio signal from time domain to frequency domain)</w:t>
+      </w:r>
+      <w:r>
+        <w:rPr>
+          <w:rFonts w:ascii="Times New Roman" w:hAnsi="Times New Roman" w:cs="Times New Roman"/>
+          <w:sz w:val="24"/>
+          <w:szCs w:val="24"/>
+          <w:lang w:val="en-GB"/>
+        </w:rPr>
+        <w:t xml:space="preserve"> and we performed this on overlapping windowsed segments of the audio signal.</w:t>
       </w:r>
     </w:p>
     <w:p>
@@ -493,47 +307,7 @@
           <w:szCs w:val="24"/>
           <w:lang w:val="en-GB"/>
         </w:rPr>
-        <w:t xml:space="preserve">We converted the y-axis </w:t>
-      </w:r>
-      <w:proofErr w:type="gramStart"/>
-      <w:r>
-        <w:rPr>
-          <w:rFonts w:ascii="Times New Roman" w:hAnsi="Times New Roman" w:cs="Times New Roman"/>
-          <w:sz w:val="24"/>
-          <w:szCs w:val="24"/>
-          <w:lang w:val="en-GB"/>
-        </w:rPr>
-        <w:t>( frequency</w:t>
-      </w:r>
-      <w:proofErr w:type="gramEnd"/>
-      <w:r>
-        <w:rPr>
-          <w:rFonts w:ascii="Times New Roman" w:hAnsi="Times New Roman" w:cs="Times New Roman"/>
-          <w:sz w:val="24"/>
-          <w:szCs w:val="24"/>
-          <w:lang w:val="en-GB"/>
-        </w:rPr>
-        <w:t xml:space="preserve"> ) to a long scale and the </w:t>
-      </w:r>
-      <w:proofErr w:type="spellStart"/>
-      <w:r>
-        <w:rPr>
-          <w:rFonts w:ascii="Times New Roman" w:hAnsi="Times New Roman" w:cs="Times New Roman"/>
-          <w:sz w:val="24"/>
-          <w:szCs w:val="24"/>
-          <w:lang w:val="en-GB"/>
-        </w:rPr>
-        <w:t>color</w:t>
-      </w:r>
-      <w:proofErr w:type="spellEnd"/>
-      <w:r>
-        <w:rPr>
-          <w:rFonts w:ascii="Times New Roman" w:hAnsi="Times New Roman" w:cs="Times New Roman"/>
-          <w:sz w:val="24"/>
-          <w:szCs w:val="24"/>
-          <w:lang w:val="en-GB"/>
-        </w:rPr>
-        <w:t xml:space="preserve"> dimension (amplitude) to describes to form the spectrogram.</w:t>
+        <w:t>We converted the y-axis ( frequency ) to a long scale and the color dimension (amplitude) to describes to form the spectrogram.</w:t>
       </w:r>
     </w:p>
     <w:p>
@@ -558,47 +332,7 @@
           <w:szCs w:val="24"/>
           <w:lang w:val="en-GB"/>
         </w:rPr>
-        <w:t xml:space="preserve">We mapped the y-axis (frequency) on to the </w:t>
-      </w:r>
-      <w:proofErr w:type="spellStart"/>
-      <w:r>
-        <w:rPr>
-          <w:rFonts w:ascii="Times New Roman" w:hAnsi="Times New Roman" w:cs="Times New Roman"/>
-          <w:sz w:val="24"/>
-          <w:szCs w:val="24"/>
-          <w:lang w:val="en-GB"/>
-        </w:rPr>
-        <w:t>mel</w:t>
-      </w:r>
-      <w:proofErr w:type="spellEnd"/>
-      <w:r>
-        <w:rPr>
-          <w:rFonts w:ascii="Times New Roman" w:hAnsi="Times New Roman" w:cs="Times New Roman"/>
-          <w:sz w:val="24"/>
-          <w:szCs w:val="24"/>
-          <w:lang w:val="en-GB"/>
-        </w:rPr>
-        <w:t xml:space="preserve"> scale to form the </w:t>
-      </w:r>
-      <w:proofErr w:type="spellStart"/>
-      <w:r>
-        <w:rPr>
-          <w:rFonts w:ascii="Times New Roman" w:hAnsi="Times New Roman" w:cs="Times New Roman"/>
-          <w:sz w:val="24"/>
-          <w:szCs w:val="24"/>
-          <w:lang w:val="en-GB"/>
-        </w:rPr>
-        <w:t>melspectrogram</w:t>
-      </w:r>
-      <w:proofErr w:type="spellEnd"/>
-      <w:r>
-        <w:rPr>
-          <w:rFonts w:ascii="Times New Roman" w:hAnsi="Times New Roman" w:cs="Times New Roman"/>
-          <w:sz w:val="24"/>
-          <w:szCs w:val="24"/>
-          <w:lang w:val="en-GB"/>
-        </w:rPr>
-        <w:t xml:space="preserve">. </w:t>
+        <w:t xml:space="preserve">We mapped the y-axis (frequency) on to the mel scale to form the melspectrogram. </w:t>
       </w:r>
     </w:p>
     <w:p>
@@ -623,27 +357,7 @@
           <w:szCs w:val="24"/>
           <w:lang w:val="en-GB"/>
         </w:rPr>
-        <w:t xml:space="preserve">Why </w:t>
-      </w:r>
-      <w:proofErr w:type="spellStart"/>
-      <w:r>
-        <w:rPr>
-          <w:rFonts w:ascii="Times New Roman" w:hAnsi="Times New Roman" w:cs="Times New Roman"/>
-          <w:sz w:val="24"/>
-          <w:szCs w:val="24"/>
-          <w:lang w:val="en-GB"/>
-        </w:rPr>
-        <w:t>fourier</w:t>
-      </w:r>
-      <w:proofErr w:type="spellEnd"/>
-      <w:r>
-        <w:rPr>
-          <w:rFonts w:ascii="Times New Roman" w:hAnsi="Times New Roman" w:cs="Times New Roman"/>
-          <w:sz w:val="24"/>
-          <w:szCs w:val="24"/>
-          <w:lang w:val="en-GB"/>
-        </w:rPr>
-        <w:t xml:space="preserve"> transform?</w:t>
+        <w:t>Why fourier transform?</w:t>
       </w:r>
     </w:p>
     <w:p>
@@ -677,27 +391,7 @@
           <w:szCs w:val="24"/>
           <w:lang w:val="en-GB"/>
         </w:rPr>
-        <w:t xml:space="preserve"> </w:t>
-      </w:r>
-      <w:proofErr w:type="gramStart"/>
-      <w:r>
-        <w:rPr>
-          <w:rFonts w:ascii="Times New Roman" w:hAnsi="Times New Roman" w:cs="Times New Roman"/>
-          <w:sz w:val="24"/>
-          <w:szCs w:val="24"/>
-          <w:lang w:val="en-GB"/>
-        </w:rPr>
-        <w:t>( to</w:t>
-      </w:r>
-      <w:proofErr w:type="gramEnd"/>
-      <w:r>
-        <w:rPr>
-          <w:rFonts w:ascii="Times New Roman" w:hAnsi="Times New Roman" w:cs="Times New Roman"/>
-          <w:sz w:val="24"/>
-          <w:szCs w:val="24"/>
-          <w:lang w:val="en-GB"/>
-        </w:rPr>
-        <w:t xml:space="preserve"> extract the important features)</w:t>
+        <w:t xml:space="preserve"> ( to extract the important features)</w:t>
       </w:r>
     </w:p>
     <w:p>
@@ -722,39 +416,8 @@
           <w:szCs w:val="24"/>
           <w:lang w:val="en-GB"/>
         </w:rPr>
-        <w:t xml:space="preserve">Human perception alignment: human hearing is more </w:t>
-      </w:r>
-      <w:proofErr w:type="spellStart"/>
-      <w:r>
-        <w:rPr>
-          <w:rFonts w:ascii="Times New Roman" w:hAnsi="Times New Roman" w:cs="Times New Roman"/>
-          <w:sz w:val="24"/>
-          <w:szCs w:val="24"/>
-          <w:lang w:val="en-GB"/>
-        </w:rPr>
-        <w:t>sentsitive</w:t>
-      </w:r>
-      <w:proofErr w:type="spellEnd"/>
-      <w:r>
-        <w:rPr>
-          <w:rFonts w:ascii="Times New Roman" w:hAnsi="Times New Roman" w:cs="Times New Roman"/>
-          <w:sz w:val="24"/>
-          <w:szCs w:val="24"/>
-          <w:lang w:val="en-GB"/>
-        </w:rPr>
-        <w:t xml:space="preserve"> to changes in frequency rather than changes in amplitude over </w:t>
-      </w:r>
-      <w:proofErr w:type="gramStart"/>
-      <w:r>
-        <w:rPr>
-          <w:rFonts w:ascii="Times New Roman" w:hAnsi="Times New Roman" w:cs="Times New Roman"/>
-          <w:sz w:val="24"/>
-          <w:szCs w:val="24"/>
-          <w:lang w:val="en-GB"/>
-        </w:rPr>
-        <w:t>time</w:t>
-      </w:r>
-      <w:proofErr w:type="gramEnd"/>
+        <w:t>Human perception alignment: human hearing is more sentsitive to changes in frequency rather than changes in amplitude over time</w:t>
+      </w:r>
     </w:p>
     <w:p>
       <w:pPr>
@@ -771,46 +434,24 @@
           <w:lang w:val="en-GB"/>
         </w:rPr>
       </w:pPr>
-      <w:proofErr w:type="spellStart"/>
-      <w:r>
-        <w:rPr>
-          <w:rFonts w:ascii="Times New Roman" w:hAnsi="Times New Roman" w:cs="Times New Roman"/>
-          <w:sz w:val="24"/>
-          <w:szCs w:val="24"/>
-          <w:lang w:val="en-GB"/>
-        </w:rPr>
-        <w:t>Feture</w:t>
-      </w:r>
-      <w:proofErr w:type="spellEnd"/>
-      <w:r>
-        <w:rPr>
-          <w:rFonts w:ascii="Times New Roman" w:hAnsi="Times New Roman" w:cs="Times New Roman"/>
-          <w:sz w:val="24"/>
-          <w:szCs w:val="24"/>
-          <w:lang w:val="en-GB"/>
-        </w:rPr>
-        <w:t xml:space="preserve"> extraction</w:t>
-      </w:r>
-      <w:r>
-        <w:rPr>
-          <w:rFonts w:ascii="Times New Roman" w:hAnsi="Times New Roman" w:cs="Times New Roman"/>
-          <w:sz w:val="24"/>
-          <w:szCs w:val="24"/>
-          <w:lang w:val="en-GB"/>
-        </w:rPr>
-        <w:t xml:space="preserve">: many important audio features are based on the frequency content of the </w:t>
-      </w:r>
-      <w:proofErr w:type="gramStart"/>
-      <w:r>
-        <w:rPr>
-          <w:rFonts w:ascii="Times New Roman" w:hAnsi="Times New Roman" w:cs="Times New Roman"/>
-          <w:sz w:val="24"/>
-          <w:szCs w:val="24"/>
-          <w:lang w:val="en-GB"/>
-        </w:rPr>
-        <w:t>signal</w:t>
-      </w:r>
-      <w:proofErr w:type="gramEnd"/>
+      <w:r>
+        <w:rPr>
+          <w:rFonts w:ascii="Times New Roman" w:hAnsi="Times New Roman" w:cs="Times New Roman"/>
+          <w:sz w:val="24"/>
+          <w:szCs w:val="24"/>
+          <w:lang w:val="en-GB"/>
+        </w:rPr>
+        <w:t>Feture extraction</w:t>
+      </w:r>
+      <w:r>
+        <w:rPr>
+          <w:rFonts w:ascii="Times New Roman" w:hAnsi="Times New Roman" w:cs="Times New Roman"/>
+          <w:sz w:val="24"/>
+          <w:szCs w:val="24"/>
+          <w:lang w:val="en-GB"/>
+        </w:rPr>
+        <w:t>: many important audio features are based on the frequency content of the signal</w:t>
+      </w:r>
     </w:p>
     <w:p>
       <w:pPr>
@@ -834,19 +475,8 @@
           <w:szCs w:val="24"/>
           <w:lang w:val="en-GB"/>
         </w:rPr>
-        <w:t xml:space="preserve">Noise reduction and filtering: easier to apply filters to isolate certain frequency bands, remove noise or enhance specific components of the </w:t>
-      </w:r>
-      <w:proofErr w:type="gramStart"/>
-      <w:r>
-        <w:rPr>
-          <w:rFonts w:ascii="Times New Roman" w:hAnsi="Times New Roman" w:cs="Times New Roman"/>
-          <w:sz w:val="24"/>
-          <w:szCs w:val="24"/>
-          <w:lang w:val="en-GB"/>
-        </w:rPr>
-        <w:t>signal</w:t>
-      </w:r>
-      <w:proofErr w:type="gramEnd"/>
+        <w:t>Noise reduction and filtering: easier to apply filters to isolate certain frequency bands, remove noise or enhance specific components of the signal</w:t>
+      </w:r>
     </w:p>
     <w:p>
       <w:pPr>
@@ -870,27 +500,7 @@
           <w:szCs w:val="24"/>
           <w:lang w:val="en-GB"/>
         </w:rPr>
-        <w:t xml:space="preserve">Compression and </w:t>
-      </w:r>
-      <w:proofErr w:type="gramStart"/>
-      <w:r>
-        <w:rPr>
-          <w:rFonts w:ascii="Times New Roman" w:hAnsi="Times New Roman" w:cs="Times New Roman"/>
-          <w:sz w:val="24"/>
-          <w:szCs w:val="24"/>
-          <w:lang w:val="en-GB"/>
-        </w:rPr>
-        <w:t>encoding:</w:t>
-      </w:r>
-      <w:proofErr w:type="gramEnd"/>
-      <w:r>
-        <w:rPr>
-          <w:rFonts w:ascii="Times New Roman" w:hAnsi="Times New Roman" w:cs="Times New Roman"/>
-          <w:sz w:val="24"/>
-          <w:szCs w:val="24"/>
-          <w:lang w:val="en-GB"/>
-        </w:rPr>
-        <w:t xml:space="preserve"> audio compression algorithms such as mp3 rely on frequency domain representations to efficiently encode audio data by removing perceptually less important components.</w:t>
+        <w:t>Compression and encoding: audio compression algorithms such as mp3 rely on frequency domain representations to efficiently encode audio data by removing perceptually less important components.</w:t>
       </w:r>
     </w:p>
     <w:p>
@@ -1010,7 +620,6 @@
           <w:lang w:val="en-GB"/>
         </w:rPr>
       </w:pPr>
-      <w:proofErr w:type="spellStart"/>
       <w:r>
         <w:rPr>
           <w:rFonts w:ascii="Times New Roman" w:hAnsi="Times New Roman" w:cs="Times New Roman"/>
@@ -1021,7 +630,6 @@
         <w:lastRenderedPageBreak/>
         <w:t>MelScale</w:t>
       </w:r>
-      <w:proofErr w:type="spellEnd"/>
     </w:p>
     <w:p>
       <w:pPr>
@@ -1045,27 +653,7 @@
           <w:szCs w:val="24"/>
           <w:lang w:val="en-GB"/>
         </w:rPr>
-        <w:t xml:space="preserve">Humans hear frequencies in a non-linear way; we are more sensitive to lower frequencies and less sensitive to higher frequencies. The </w:t>
-      </w:r>
-      <w:proofErr w:type="spellStart"/>
-      <w:r>
-        <w:rPr>
-          <w:rFonts w:ascii="Times New Roman" w:hAnsi="Times New Roman" w:cs="Times New Roman"/>
-          <w:sz w:val="24"/>
-          <w:szCs w:val="24"/>
-          <w:lang w:val="en-GB"/>
-        </w:rPr>
-        <w:t>mel</w:t>
-      </w:r>
-      <w:proofErr w:type="spellEnd"/>
-      <w:r>
-        <w:rPr>
-          <w:rFonts w:ascii="Times New Roman" w:hAnsi="Times New Roman" w:cs="Times New Roman"/>
-          <w:sz w:val="24"/>
-          <w:szCs w:val="24"/>
-          <w:lang w:val="en-GB"/>
-        </w:rPr>
-        <w:t xml:space="preserve"> scale adjusts the frequency axis of the spectrogram so that it matches human hearing. Lower frequencies are spaced out more, and higher frequencies are spaced closer together.</w:t>
+        <w:t>Humans hear frequencies in a non-linear way; we are more sensitive to lower frequencies and less sensitive to higher frequencies. The mel scale adjusts the frequency axis of the spectrogram so that it matches human hearing. Lower frequencies are spaced out more, and higher frequencies are spaced closer together.</w:t>
       </w:r>
     </w:p>
     <w:p>
@@ -1226,6 +814,39 @@
     </w:p>
     <w:p>
       <w:pPr>
+        <w:jc w:val="both"/>
+        <w:rPr>
+          <w:rFonts w:ascii="Times New Roman" w:hAnsi="Times New Roman" w:cs="Times New Roman"/>
+          <w:sz w:val="24"/>
+          <w:szCs w:val="24"/>
+          <w:lang w:val="en-GB"/>
+        </w:rPr>
+      </w:pPr>
+    </w:p>
+    <w:p>
+      <w:pPr>
+        <w:jc w:val="both"/>
+        <w:rPr>
+          <w:rFonts w:ascii="Times New Roman" w:hAnsi="Times New Roman" w:cs="Times New Roman"/>
+          <w:sz w:val="24"/>
+          <w:szCs w:val="24"/>
+          <w:u w:val="single"/>
+          <w:lang w:val="en-GB"/>
+        </w:rPr>
+      </w:pPr>
+      <w:r>
+        <w:rPr>
+          <w:rFonts w:ascii="Times New Roman" w:hAnsi="Times New Roman" w:cs="Times New Roman"/>
+          <w:sz w:val="24"/>
+          <w:szCs w:val="24"/>
+          <w:u w:val="single"/>
+          <w:lang w:val="en-GB"/>
+        </w:rPr>
+        <w:t>Approach</w:t>
+      </w:r>
+    </w:p>
+    <w:p>
+      <w:pPr>
         <w:pStyle w:val="ListParagraph"/>
         <w:numPr>
           <w:ilvl w:val="0"/>
@@ -1239,6 +860,415 @@
           <w:lang w:val="en-GB"/>
         </w:rPr>
       </w:pPr>
+      <w:r>
+        <w:rPr>
+          <w:rFonts w:ascii="Times New Roman" w:hAnsi="Times New Roman" w:cs="Times New Roman"/>
+          <w:sz w:val="24"/>
+          <w:szCs w:val="24"/>
+          <w:lang w:val="en-GB"/>
+        </w:rPr>
+        <w:t>Data Preprocessing</w:t>
+      </w:r>
+    </w:p>
+    <w:p>
+      <w:pPr>
+        <w:pStyle w:val="ListParagraph"/>
+        <w:numPr>
+          <w:ilvl w:val="1"/>
+          <w:numId w:val="6"/>
+        </w:numPr>
+        <w:jc w:val="both"/>
+        <w:rPr>
+          <w:rFonts w:ascii="Times New Roman" w:hAnsi="Times New Roman" w:cs="Times New Roman"/>
+          <w:sz w:val="24"/>
+          <w:szCs w:val="24"/>
+          <w:lang w:val="en-GB"/>
+        </w:rPr>
+      </w:pPr>
+      <w:r>
+        <w:rPr>
+          <w:rFonts w:ascii="Times New Roman" w:hAnsi="Times New Roman" w:cs="Times New Roman"/>
+          <w:sz w:val="24"/>
+          <w:szCs w:val="24"/>
+          <w:lang w:val="en-GB"/>
+        </w:rPr>
+        <w:t>Iterate through the class names ( folder names )</w:t>
+      </w:r>
+    </w:p>
+    <w:p>
+      <w:pPr>
+        <w:pStyle w:val="ListParagraph"/>
+        <w:numPr>
+          <w:ilvl w:val="1"/>
+          <w:numId w:val="6"/>
+        </w:numPr>
+        <w:jc w:val="both"/>
+        <w:rPr>
+          <w:rFonts w:ascii="Times New Roman" w:hAnsi="Times New Roman" w:cs="Times New Roman"/>
+          <w:sz w:val="24"/>
+          <w:szCs w:val="24"/>
+          <w:lang w:val="en-GB"/>
+        </w:rPr>
+      </w:pPr>
+      <w:r>
+        <w:rPr>
+          <w:rFonts w:ascii="Times New Roman" w:hAnsi="Times New Roman" w:cs="Times New Roman"/>
+          <w:sz w:val="24"/>
+          <w:szCs w:val="24"/>
+          <w:lang w:val="en-GB"/>
+        </w:rPr>
+        <w:t>Iterate through the files in the each class</w:t>
+      </w:r>
+    </w:p>
+    <w:p>
+      <w:pPr>
+        <w:pStyle w:val="ListParagraph"/>
+        <w:numPr>
+          <w:ilvl w:val="1"/>
+          <w:numId w:val="6"/>
+        </w:numPr>
+        <w:jc w:val="both"/>
+        <w:rPr>
+          <w:rFonts w:ascii="Times New Roman" w:hAnsi="Times New Roman" w:cs="Times New Roman"/>
+          <w:sz w:val="24"/>
+          <w:szCs w:val="24"/>
+          <w:lang w:val="en-GB"/>
+        </w:rPr>
+      </w:pPr>
+      <w:r>
+        <w:rPr>
+          <w:rFonts w:ascii="Times New Roman" w:hAnsi="Times New Roman" w:cs="Times New Roman"/>
+          <w:sz w:val="24"/>
+          <w:szCs w:val="24"/>
+          <w:lang w:val="en-GB"/>
+        </w:rPr>
+        <w:t>Select only .wav files for the processing</w:t>
+      </w:r>
+    </w:p>
+    <w:p>
+      <w:pPr>
+        <w:pStyle w:val="ListParagraph"/>
+        <w:numPr>
+          <w:ilvl w:val="1"/>
+          <w:numId w:val="6"/>
+        </w:numPr>
+        <w:jc w:val="both"/>
+        <w:rPr>
+          <w:rFonts w:ascii="Times New Roman" w:hAnsi="Times New Roman" w:cs="Times New Roman"/>
+          <w:sz w:val="24"/>
+          <w:szCs w:val="24"/>
+          <w:lang w:val="en-GB"/>
+        </w:rPr>
+      </w:pPr>
+      <w:r>
+        <w:rPr>
+          <w:rFonts w:ascii="Times New Roman" w:hAnsi="Times New Roman" w:cs="Times New Roman"/>
+          <w:sz w:val="24"/>
+          <w:szCs w:val="24"/>
+          <w:lang w:val="en-GB"/>
+        </w:rPr>
+        <w:t>Skip the corrupted files</w:t>
+      </w:r>
+    </w:p>
+    <w:p>
+      <w:pPr>
+        <w:pStyle w:val="ListParagraph"/>
+        <w:numPr>
+          <w:ilvl w:val="1"/>
+          <w:numId w:val="6"/>
+        </w:numPr>
+        <w:jc w:val="both"/>
+        <w:rPr>
+          <w:rFonts w:ascii="Times New Roman" w:hAnsi="Times New Roman" w:cs="Times New Roman"/>
+          <w:sz w:val="24"/>
+          <w:szCs w:val="24"/>
+          <w:lang w:val="en-GB"/>
+        </w:rPr>
+      </w:pPr>
+      <w:r>
+        <w:rPr>
+          <w:rFonts w:ascii="Times New Roman" w:hAnsi="Times New Roman" w:cs="Times New Roman"/>
+          <w:sz w:val="24"/>
+          <w:szCs w:val="24"/>
+          <w:lang w:val="en-GB"/>
+        </w:rPr>
+        <w:t>Chunk the whole audio file into 4 second pieces with overlapping of 2 seconds</w:t>
+      </w:r>
+    </w:p>
+    <w:p>
+      <w:pPr>
+        <w:pStyle w:val="ListParagraph"/>
+        <w:numPr>
+          <w:ilvl w:val="1"/>
+          <w:numId w:val="6"/>
+        </w:numPr>
+        <w:jc w:val="both"/>
+        <w:rPr>
+          <w:rFonts w:ascii="Times New Roman" w:hAnsi="Times New Roman" w:cs="Times New Roman"/>
+          <w:sz w:val="24"/>
+          <w:szCs w:val="24"/>
+          <w:lang w:val="en-GB"/>
+        </w:rPr>
+      </w:pPr>
+      <w:r>
+        <w:rPr>
+          <w:rFonts w:ascii="Times New Roman" w:hAnsi="Times New Roman" w:cs="Times New Roman"/>
+          <w:sz w:val="24"/>
+          <w:szCs w:val="24"/>
+          <w:lang w:val="en-GB"/>
+        </w:rPr>
+        <w:t>Convert the duration to number of samples</w:t>
+      </w:r>
+    </w:p>
+    <w:p>
+      <w:pPr>
+        <w:pStyle w:val="ListParagraph"/>
+        <w:numPr>
+          <w:ilvl w:val="1"/>
+          <w:numId w:val="6"/>
+        </w:numPr>
+        <w:jc w:val="both"/>
+        <w:rPr>
+          <w:rFonts w:ascii="Times New Roman" w:hAnsi="Times New Roman" w:cs="Times New Roman"/>
+          <w:sz w:val="24"/>
+          <w:szCs w:val="24"/>
+          <w:lang w:val="en-GB"/>
+        </w:rPr>
+      </w:pPr>
+      <w:r>
+        <w:rPr>
+          <w:rFonts w:ascii="Times New Roman" w:hAnsi="Times New Roman" w:cs="Times New Roman"/>
+          <w:sz w:val="24"/>
+          <w:szCs w:val="24"/>
+          <w:lang w:val="en-GB"/>
+        </w:rPr>
+        <w:t>Create mel-spectrogram for each chunk</w:t>
+      </w:r>
+    </w:p>
+    <w:p>
+      <w:pPr>
+        <w:pStyle w:val="ListParagraph"/>
+        <w:numPr>
+          <w:ilvl w:val="1"/>
+          <w:numId w:val="6"/>
+        </w:numPr>
+        <w:jc w:val="both"/>
+        <w:rPr>
+          <w:rFonts w:ascii="Times New Roman" w:hAnsi="Times New Roman" w:cs="Times New Roman"/>
+          <w:sz w:val="24"/>
+          <w:szCs w:val="24"/>
+          <w:lang w:val="en-GB"/>
+        </w:rPr>
+      </w:pPr>
+      <w:r>
+        <w:rPr>
+          <w:rFonts w:ascii="Times New Roman" w:hAnsi="Times New Roman" w:cs="Times New Roman"/>
+          <w:sz w:val="24"/>
+          <w:szCs w:val="24"/>
+          <w:lang w:val="en-GB"/>
+        </w:rPr>
+        <w:t xml:space="preserve">Resize the shape of mel-spectrogram. Select the size irrespective of loosing the information. </w:t>
+      </w:r>
+    </w:p>
+    <w:p>
+      <w:pPr>
+        <w:pStyle w:val="ListParagraph"/>
+        <w:numPr>
+          <w:ilvl w:val="1"/>
+          <w:numId w:val="6"/>
+        </w:numPr>
+        <w:jc w:val="both"/>
+        <w:rPr>
+          <w:rFonts w:ascii="Times New Roman" w:hAnsi="Times New Roman" w:cs="Times New Roman"/>
+          <w:sz w:val="24"/>
+          <w:szCs w:val="24"/>
+          <w:lang w:val="en-GB"/>
+        </w:rPr>
+      </w:pPr>
+      <w:r>
+        <w:rPr>
+          <w:rFonts w:ascii="Times New Roman" w:hAnsi="Times New Roman" w:cs="Times New Roman"/>
+          <w:sz w:val="24"/>
+          <w:szCs w:val="24"/>
+          <w:lang w:val="en-GB"/>
+        </w:rPr>
+        <w:t>Append processed data with labels</w:t>
+      </w:r>
+    </w:p>
+    <w:p>
+      <w:pPr>
+        <w:pStyle w:val="ListParagraph"/>
+        <w:numPr>
+          <w:ilvl w:val="1"/>
+          <w:numId w:val="6"/>
+        </w:numPr>
+        <w:jc w:val="both"/>
+        <w:rPr>
+          <w:rFonts w:ascii="Times New Roman" w:hAnsi="Times New Roman" w:cs="Times New Roman"/>
+          <w:sz w:val="24"/>
+          <w:szCs w:val="24"/>
+          <w:lang w:val="en-GB"/>
+        </w:rPr>
+      </w:pPr>
+      <w:r>
+        <w:rPr>
+          <w:rFonts w:ascii="Times New Roman" w:hAnsi="Times New Roman" w:cs="Times New Roman"/>
+          <w:sz w:val="24"/>
+          <w:szCs w:val="24"/>
+          <w:lang w:val="en-GB"/>
+        </w:rPr>
+        <w:t>Convert lable to their numerical form by one-hot encoding</w:t>
+      </w:r>
+    </w:p>
+    <w:p>
+      <w:pPr>
+        <w:pStyle w:val="ListParagraph"/>
+        <w:numPr>
+          <w:ilvl w:val="0"/>
+          <w:numId w:val="6"/>
+        </w:numPr>
+        <w:jc w:val="both"/>
+        <w:rPr>
+          <w:rFonts w:ascii="Times New Roman" w:hAnsi="Times New Roman" w:cs="Times New Roman"/>
+          <w:sz w:val="24"/>
+          <w:szCs w:val="24"/>
+          <w:lang w:val="en-GB"/>
+        </w:rPr>
+      </w:pPr>
+      <w:r>
+        <w:rPr>
+          <w:rFonts w:ascii="Times New Roman" w:hAnsi="Times New Roman" w:cs="Times New Roman"/>
+          <w:sz w:val="24"/>
+          <w:szCs w:val="24"/>
+          <w:lang w:val="en-GB"/>
+        </w:rPr>
+        <w:t>Split the dataset into train and test by 80% for training and 20% for testing</w:t>
+      </w:r>
+    </w:p>
+    <w:p>
+      <w:pPr>
+        <w:pStyle w:val="ListParagraph"/>
+        <w:numPr>
+          <w:ilvl w:val="0"/>
+          <w:numId w:val="6"/>
+        </w:numPr>
+        <w:jc w:val="both"/>
+        <w:rPr>
+          <w:rFonts w:ascii="Times New Roman" w:hAnsi="Times New Roman" w:cs="Times New Roman"/>
+          <w:sz w:val="24"/>
+          <w:szCs w:val="24"/>
+          <w:lang w:val="en-GB"/>
+        </w:rPr>
+      </w:pPr>
+      <w:r>
+        <w:rPr>
+          <w:rFonts w:ascii="Times New Roman" w:hAnsi="Times New Roman" w:cs="Times New Roman"/>
+          <w:sz w:val="24"/>
+          <w:szCs w:val="24"/>
+          <w:lang w:val="en-GB"/>
+        </w:rPr>
+        <w:t>Build the model</w:t>
+      </w:r>
+    </w:p>
+    <w:p>
+      <w:pPr>
+        <w:pStyle w:val="ListParagraph"/>
+        <w:numPr>
+          <w:ilvl w:val="0"/>
+          <w:numId w:val="6"/>
+        </w:numPr>
+        <w:jc w:val="both"/>
+        <w:rPr>
+          <w:rFonts w:ascii="Times New Roman" w:hAnsi="Times New Roman" w:cs="Times New Roman"/>
+          <w:sz w:val="24"/>
+          <w:szCs w:val="24"/>
+          <w:lang w:val="en-GB"/>
+        </w:rPr>
+      </w:pPr>
+      <w:r>
+        <w:rPr>
+          <w:rFonts w:ascii="Times New Roman" w:hAnsi="Times New Roman" w:cs="Times New Roman"/>
+          <w:sz w:val="24"/>
+          <w:szCs w:val="24"/>
+          <w:lang w:val="en-GB"/>
+        </w:rPr>
+        <w:t>Save the model</w:t>
+      </w:r>
+    </w:p>
+    <w:p>
+      <w:pPr>
+        <w:pStyle w:val="ListParagraph"/>
+        <w:numPr>
+          <w:ilvl w:val="0"/>
+          <w:numId w:val="6"/>
+        </w:numPr>
+        <w:jc w:val="both"/>
+        <w:rPr>
+          <w:rFonts w:ascii="Times New Roman" w:hAnsi="Times New Roman" w:cs="Times New Roman"/>
+          <w:sz w:val="24"/>
+          <w:szCs w:val="24"/>
+          <w:lang w:val="en-GB"/>
+        </w:rPr>
+      </w:pPr>
+      <w:r>
+        <w:rPr>
+          <w:rFonts w:ascii="Times New Roman" w:hAnsi="Times New Roman" w:cs="Times New Roman"/>
+          <w:sz w:val="24"/>
+          <w:szCs w:val="24"/>
+          <w:lang w:val="en-GB"/>
+        </w:rPr>
+        <w:t>Calculate loss and accuracy of training set</w:t>
+      </w:r>
+    </w:p>
+    <w:p>
+      <w:pPr>
+        <w:pStyle w:val="ListParagraph"/>
+        <w:numPr>
+          <w:ilvl w:val="0"/>
+          <w:numId w:val="6"/>
+        </w:numPr>
+        <w:jc w:val="both"/>
+        <w:rPr>
+          <w:rFonts w:ascii="Times New Roman" w:hAnsi="Times New Roman" w:cs="Times New Roman"/>
+          <w:sz w:val="24"/>
+          <w:szCs w:val="24"/>
+          <w:lang w:val="en-GB"/>
+        </w:rPr>
+      </w:pPr>
+      <w:r>
+        <w:rPr>
+          <w:rFonts w:ascii="Times New Roman" w:hAnsi="Times New Roman" w:cs="Times New Roman"/>
+          <w:sz w:val="24"/>
+          <w:szCs w:val="24"/>
+          <w:lang w:val="en-GB"/>
+        </w:rPr>
+        <w:t>Calculate loss and accuracy of testing set</w:t>
+      </w:r>
+    </w:p>
+    <w:p>
+      <w:pPr>
+        <w:pStyle w:val="ListParagraph"/>
+        <w:numPr>
+          <w:ilvl w:val="0"/>
+          <w:numId w:val="6"/>
+        </w:numPr>
+        <w:jc w:val="both"/>
+        <w:rPr>
+          <w:rFonts w:ascii="Times New Roman" w:hAnsi="Times New Roman" w:cs="Times New Roman"/>
+          <w:sz w:val="24"/>
+          <w:szCs w:val="24"/>
+          <w:lang w:val="en-GB"/>
+        </w:rPr>
+      </w:pPr>
+      <w:r>
+        <w:rPr>
+          <w:rFonts w:ascii="Times New Roman" w:hAnsi="Times New Roman" w:cs="Times New Roman"/>
+          <w:sz w:val="24"/>
+          <w:szCs w:val="24"/>
+          <w:lang w:val="en-GB"/>
+        </w:rPr>
+        <w:t>Calculate confusion matrix and performance matrices</w:t>
+      </w:r>
     </w:p>
     <w:sectPr>
       <w:pgSz w:w="12240" w:h="15840"/>
@@ -1481,7 +1511,7 @@
   <w:abstractNum w:abstractNumId="2" w15:restartNumberingAfterBreak="0">
     <w:nsid w:val="09E30710"/>
     <w:multiLevelType w:val="hybridMultilevel"/>
-    <w:tmpl w:val="495A7DC0"/>
+    <w:tmpl w:val="CA0A8CAE"/>
     <w:lvl w:ilvl="0" w:tplc="04090001">
       <w:start w:val="1"/>
       <w:numFmt w:val="bullet"/>
